--- a/КПП/Том СПС КПП/АОСР 3-СПС-КПП.docx
+++ b/КПП/Том СПС КПП/АОСР 3-СПС-КПП.docx
@@ -3047,7 +3047,7 @@
                 <w:i/>
                 <w:iCs/>
               </w:rPr>
-              <w:t xml:space="preserve">Прокладка кабельных линий СПС</w:t>
+              <w:t xml:space="preserve">Прокладка кабельных линий</w:t>
             </w:r>
           </w:p>
         </w:tc>
@@ -3089,7 +3089,7 @@
                 <w:i/>
                 <w:iCs/>
               </w:rPr>
-              <w:t xml:space="preserve">(здание КПП).</w:t>
+              <w:t xml:space="preserve"/>
             </w:r>
           </w:p>
         </w:tc>
@@ -3261,7 +3261,7 @@
                 <w:iCs/>
               </w:rPr>
               <w:lastRenderedPageBreak/>
-              <w:t xml:space="preserve">лист 3. Разработчик ООО «АльтЭн», разработал Иванчук М.В.</w:t>
+              <w:t xml:space="preserve">лист 3. Разработчик — ООО «АльтЭн», ОГРН 1024000944098, ИНН 4025062969.</w:t>
             </w:r>
           </w:p>
         </w:tc>
@@ -3404,7 +3404,7 @@
                 <w:i/>
                 <w:iCs/>
               </w:rPr>
-              <w:t xml:space="preserve">Кабель КПСнг(А)-FRHF 1×2×0,75, ООО «ТД «Технокабель-НН» — 66 м (сертификат соответствия — реестр, поз. 5);</w:t>
+              <w:t xml:space="preserve">Кабель КПСнг(А)-FRHF 1×2×0,75 — сертификат соответствия № ЕАЭС RU C-RU.АЮ64.В.00884/26 от 15.07.2026 (реестр, поз. 6);</w:t>
             </w:r>
           </w:p>
         </w:tc>
@@ -3446,7 +3446,7 @@
                 <w:i/>
                 <w:iCs/>
               </w:rPr>
-              <w:t xml:space="preserve">Труба гофрированная ПВХ серая с/з d20 мм «Строитель», арт. PR.032000, «Промрукав» (ООО «НЕПТУН») — 66 м (сертификат соответствия — реестр, поз. 6);</w:t>
+              <w:t xml:space="preserve">Труба гофрированная ПВХ серая с/з d20 мм «Строитель», арт. PR.032000 — сертификат соответствия № ЕАЭС RU C-RU.ПБ74.В.00766/23 от 30.08.2023 (реестр, поз. 7); паспорт изготовителя (реестр, поз. 8);</w:t>
             </w:r>
           </w:p>
         </w:tc>
@@ -3488,7 +3488,7 @@
                 <w:i/>
                 <w:iCs/>
               </w:rPr>
-              <w:t xml:space="preserve">Скоба металлическая однолапковая СМО 19-20, арт. PR08.2534, «Промрукав» — 132 шт. (паспорт — реестр, поз. 7);</w:t>
+              <w:t xml:space="preserve">Скоба металлическая однолапковая СМО 19-20, арт. PR08.2534 — паспорт изготовителя (реестр, поз. 9);</w:t>
             </w:r>
           </w:p>
         </w:tc>
@@ -3530,49 +3530,7 @@
                 <w:i/>
                 <w:iCs/>
               </w:rPr>
-              <w:t xml:space="preserve">Коробка огнестойкая 40-0300-FR6.0-4, Е15–Е120, 100×100×50 мм, «Промрукав» — 4 шт. (документ о качестве — реестр, поз. 8).</w:t>
-            </w:r>
-          </w:p>
-        </w:tc>
-      </w:tr>
-      <w:tr>
-        <w:tblPrEx>
-          <w:tblCellMar>
-            <w:top w:w="0" w:type="dxa"/>
-            <w:bottom w:w="0" w:type="dxa"/>
-          </w:tblCellMar>
-        </w:tblPrEx>
-        <w:trPr>
-          <w:gridAfter w:val="1"/>
-          <w:wAfter w:w="349" w:type="dxa"/>
-          <w:cantSplit/>
-          <w:trHeight w:val="235"/>
-        </w:trPr>
-        <w:tc>
-          <w:tcPr>
-            <w:tcW w:w="9851" w:type="dxa"/>
-            <w:gridSpan w:val="19"/>
-            <w:tcBorders>
-              <w:top w:val="none" w:sz="0" w:space="0" w:color="FFFFFF"/>
-              <w:left w:val="none" w:sz="0" w:space="0" w:color="FFFFFF"/>
-              <w:bottom w:val="single" w:sz="4" w:space="0" w:color="000000"/>
-              <w:right w:val="none" w:sz="0" w:space="0" w:color="FFFFFF"/>
-            </w:tcBorders>
-            <w:tcMar>
-              <w:top w:w="0" w:type="dxa"/>
-              <w:left w:w="28" w:type="dxa"/>
-              <w:bottom w:w="0" w:type="dxa"/>
-              <w:right w:w="28" w:type="dxa"/>
-            </w:tcMar>
-            <w:vAlign w:val="bottom"/>
-          </w:tcPr>
-          <w:p>
-            <w:r>
-              <w:rPr>
-                <w:i/>
-                <w:iCs/>
-              </w:rPr>
-              <w:t xml:space="preserve">Реквизиты документов (сертификатов, паспортов, писем) — в Реестре документов о качестве (том СПС, здание КПП), являющемся неотъемлемой частью настоящего акта (приложение 1).</w:t>
+              <w:t xml:space="preserve">Коробка огнестойкая 40-0300-FR6.0-4, Е15–Е120, 100×100×50 мм — сертификат соответствия № ЕАЭС RU C-RU.0010.В.00450/24 от 27.12.2024 (реестр, поз. 10); паспорт изготовителя (реестр, поз. 11).</w:t>
             </w:r>
           </w:p>
         </w:tc>
@@ -3751,7 +3709,7 @@
                 <w:i/>
                 <w:iCs/>
               </w:rPr>
-              <w:t xml:space="preserve">Исполнительная схема 16/1/26-ИД-КПП, лист 2;</w:t>
+              <w:t xml:space="preserve">Исполнительная схема 16/1/26-АПС,СОУЭ-ИД-КПП, лист 2;</w:t>
             </w:r>
           </w:p>
         </w:tc>
@@ -3793,7 +3751,7 @@
                 <w:i/>
                 <w:iCs/>
               </w:rPr>
-              <w:t xml:space="preserve">кабельный журнал 16/1/26-ИД-КПП.КЖ (раздел СПС).</w:t>
+              <w:t xml:space="preserve">кабельный журнал 16/1/26-АПС,СОУЭ-ИД-КПП.КЖ.</w:t>
             </w:r>
           </w:p>
         </w:tc>
@@ -4511,7 +4469,7 @@
                 <w:i/>
                 <w:iCs/>
               </w:rPr>
-              <w:t xml:space="preserve">СП 6.13130.2025; ГОСТ 31565-2012;</w:t>
+              <w:t xml:space="preserve">СП 6.13130.2025, пп. 6.2, 6.4, 6.5;</w:t>
             </w:r>
           </w:p>
         </w:tc>
@@ -4553,7 +4511,49 @@
                 <w:i/>
                 <w:iCs/>
               </w:rPr>
-              <w:t xml:space="preserve">ГОСТ Р 59638-2021; ГОСТ Р 59639-2021; СП 76.13330.2016;</w:t>
+              <w:t xml:space="preserve">ГОСТ Р 59638-2021, пп. 5.4.8, 5.4.10, 5.4.11;</w:t>
+            </w:r>
+          </w:p>
+        </w:tc>
+      </w:tr>
+      <w:tr>
+        <w:tblPrEx>
+          <w:tblCellMar>
+            <w:top w:w="0" w:type="dxa"/>
+            <w:bottom w:w="0" w:type="dxa"/>
+          </w:tblCellMar>
+        </w:tblPrEx>
+        <w:trPr>
+          <w:gridAfter w:val="1"/>
+          <w:wAfter w:w="349" w:type="dxa"/>
+          <w:cantSplit/>
+          <w:trHeight w:val="235"/>
+        </w:trPr>
+        <w:tc>
+          <w:tcPr>
+            <w:tcW w:w="9851" w:type="dxa"/>
+            <w:gridSpan w:val="19"/>
+            <w:tcBorders>
+              <w:top w:val="none" w:sz="0" w:space="0" w:color="FFFFFF"/>
+              <w:left w:val="none" w:sz="0" w:space="0" w:color="FFFFFF"/>
+              <w:bottom w:val="single" w:sz="4" w:space="0" w:color="000000"/>
+              <w:right w:val="none" w:sz="0" w:space="0" w:color="FFFFFF"/>
+            </w:tcBorders>
+            <w:tcMar>
+              <w:top w:w="0" w:type="dxa"/>
+              <w:left w:w="28" w:type="dxa"/>
+              <w:bottom w:w="0" w:type="dxa"/>
+              <w:right w:w="28" w:type="dxa"/>
+            </w:tcMar>
+            <w:vAlign w:val="bottom"/>
+          </w:tcPr>
+          <w:p>
+            <w:r>
+              <w:rPr>
+                <w:i/>
+                <w:iCs/>
+              </w:rPr>
+              <w:t xml:space="preserve">СП 76.13330.2016, п. 6.3.1;</w:t>
             </w:r>
           </w:p>
         </w:tc>
@@ -4738,7 +4738,7 @@
                 <w:i/>
                 <w:iCs/>
               </w:rPr>
-              <w:t xml:space="preserve">Герметизация кабельных проходок (акт № 1-СПС-КПП); монтаж и подключение оборудования СПС.</w:t>
+              <w:t xml:space="preserve">Герметизация кабельных проходок; монтаж и подключение оборудования СПС.</w:t>
             </w:r>
           </w:p>
         </w:tc>
@@ -5214,7 +5214,7 @@
                 <w:i/>
                 <w:iCs/>
               </w:rPr>
-              <w:t xml:space="preserve">Исполнительная схема 16/1/26-ИД-КПП, лист 2.</w:t>
+              <w:t xml:space="preserve">Исполнительная схема 16/1/26-АПС,СОУЭ-ИД-КПП, лист 2.</w:t>
             </w:r>
           </w:p>
         </w:tc>
@@ -5283,7 +5283,7 @@
                 <w:i/>
                 <w:iCs/>
               </w:rPr>
-              <w:t xml:space="preserve">Кабельный журнал 16/1/26-ИД-КПП.КЖ (раздел СПС).</w:t>
+              <w:t xml:space="preserve">Кабельный журнал 16/1/26-АПС,СОУЭ-ИД-КПП.КЖ.</w:t>
             </w:r>
           </w:p>
         </w:tc>
